--- a/vaporizer-price-study/papers/eja_key_points.docx
+++ b/vaporizer-price-study/papers/eja_key_points.docx
@@ -20,7 +20,31 @@
           <w:rFonts w:ascii="Times New Roman" w:hAnsi="Times New Roman"/>
           <w:sz w:val="22"/>
         </w:rPr>
-        <w:t>The EU desflurane ban was associated with a progressive, agent-specific decline in secondary market vaporiser prices, while sevoflurane and isoflurane prices remained stable.</w:t>
+        <w:t>The EU desflurane ban was associated with a progressive, agent-specific decline in secondary market vaporiser prices, while sevoflurane and isoflurane prices remained stable throughout the study period.</w:t>
+      </w:r>
+    </w:p>
+    <w:p>
+      <w:pPr>
+        <w:pStyle w:val="ListBullet"/>
+      </w:pPr>
+      <w:r>
+        <w:rPr>
+          <w:rFonts w:ascii="Times New Roman" w:hAnsi="Times New Roman"/>
+          <w:sz w:val="22"/>
+        </w:rPr>
+        <w:t>Sevoflurane and isoflurane vaporiser prices were unaffected by the desflurane regulation, indicating that the ban produced no collateral damage to the broader anaesthetic equipment market.</w:t>
+      </w:r>
+    </w:p>
+    <w:p>
+      <w:pPr>
+        <w:pStyle w:val="ListBullet"/>
+      </w:pPr>
+      <w:r>
+        <w:rPr>
+          <w:rFonts w:ascii="Times New Roman" w:hAnsi="Times New Roman"/>
+          <w:sz w:val="22"/>
+        </w:rPr>
+        <w:t>Between-agent comparison confirmed that the desflurane effect size was significantly larger than that of sevoflurane (P=0.043), while the two non-regulated agents were indistinguishable from each other (P=0.17).</w:t>
       </w:r>
     </w:p>
     <w:p>
@@ -44,31 +68,7 @@
           <w:rFonts w:ascii="Times New Roman" w:hAnsi="Times New Roman"/>
           <w:sz w:val="22"/>
         </w:rPr>
-        <w:t>Between-agent comparison confirmed that the desflurane effect size was significantly larger than that of sevoflurane (P=0.043), providing quantitative evidence of agent-specificity.</w:t>
-      </w:r>
-    </w:p>
-    <w:p>
-      <w:pPr>
-        <w:pStyle w:val="ListBullet"/>
-      </w:pPr>
-      <w:r>
-        <w:rPr>
-          <w:rFonts w:ascii="Times New Roman" w:hAnsi="Times New Roman"/>
-          <w:sz w:val="22"/>
-        </w:rPr>
-        <w:t>Early compliance with the regulation during the legislative phase was associated with better cost recovery on the secondary market, potentially freeing capital for reinvestment in alternative equipment.</w:t>
-      </w:r>
-    </w:p>
-    <w:p>
-      <w:pPr>
-        <w:pStyle w:val="ListBullet"/>
-      </w:pPr>
-      <w:r>
-        <w:rPr>
-          <w:rFonts w:ascii="Times New Roman" w:hAnsi="Times New Roman"/>
-          <w:sz w:val="22"/>
-        </w:rPr>
-        <w:t>These findings suggest that well-designed environmental regulation of anaesthetic agents can produce measurable, predictable economic outcomes, and that early adoption may support broader anaesthetic choice and patient care.</w:t>
+        <w:t>These findings provide the first empirical evidence that targeted environmental regulation of a single anaesthetic agent can achieve its objectives without destabilising the wider equipment market—a reassuring precedent as further environmental restrictions are anticipated.</w:t>
       </w:r>
     </w:p>
     <w:sectPr>
